--- a/CV_Repreneur-Guillaume_CARMENT.docx
+++ b/CV_Repreneur-Guillaume_CARMENT.docx
@@ -124,25 +124,7 @@
           <w:sz w:val="20"/>
           <w:szCs w:val="20"/>
         </w:rPr>
-        <w:t xml:space="preserve">45 ans, marié, 5 enfants | 3 chemin de Gage, 69380 </w:t>
-      </w:r>
-      <w:proofErr w:type="spellStart"/>
-      <w:r>
-        <w:rPr>
-          <w:color w:val="475569"/>
-          <w:sz w:val="20"/>
-          <w:szCs w:val="20"/>
-        </w:rPr>
-        <w:t>Chazay</w:t>
-      </w:r>
-      <w:proofErr w:type="spellEnd"/>
-      <w:r>
-        <w:rPr>
-          <w:color w:val="475569"/>
-          <w:sz w:val="20"/>
-          <w:szCs w:val="20"/>
-        </w:rPr>
-        <w:t xml:space="preserve"> d’Azergues</w:t>
+        <w:t>45 ans, marié, 5 enfants | 3 chemin de Gage, 69380 Chazay d’Azergues</w:t>
       </w:r>
     </w:p>
     <w:p>
@@ -196,25 +178,7 @@
             <w:sz w:val="20"/>
             <w:szCs w:val="20"/>
           </w:rPr>
-          <w:t>linkedin.com/in/</w:t>
-        </w:r>
-        <w:proofErr w:type="spellStart"/>
-        <w:r>
-          <w:rPr>
-            <w:rStyle w:val="Lienhypertexte"/>
-            <w:sz w:val="20"/>
-            <w:szCs w:val="20"/>
-          </w:rPr>
-          <w:t>guillaumecarment</w:t>
-        </w:r>
-        <w:proofErr w:type="spellEnd"/>
-        <w:r>
-          <w:rPr>
-            <w:rStyle w:val="Lienhypertexte"/>
-            <w:sz w:val="20"/>
-            <w:szCs w:val="20"/>
-          </w:rPr>
-          <w:t>/</w:t>
+          <w:t>linkedin.com/in/guillaumecarment/</w:t>
         </w:r>
       </w:hyperlink>
     </w:p>
@@ -269,26 +233,6 @@
           <w:color w:val="1E293B"/>
         </w:rPr>
         <w:t>Le Projet de Reprise</w:t>
-      </w:r>
-    </w:p>
-    <w:p>
-      <w:pPr>
-        <w:pBdr>
-          <w:top w:val="nil"/>
-          <w:left w:val="nil"/>
-          <w:bottom w:val="nil"/>
-          <w:right w:val="nil"/>
-          <w:between w:val="nil"/>
-        </w:pBdr>
-        <w:spacing w:line="276" w:lineRule="auto"/>
-        <w:rPr>
-          <w:color w:val="1E293B"/>
-        </w:rPr>
-      </w:pPr>
-      <w:r>
-        <w:pict w14:anchorId="3F197376">
-          <v:rect id="_x0000_i1025" style="width:0;height:1.5pt" o:hralign="center" o:hrstd="t" o:hr="t" fillcolor="#a0a0a0" stroked="f"/>
-        </w:pict>
       </w:r>
     </w:p>
     <w:tbl>
@@ -482,7 +426,21 @@
                 <w:sz w:val="20"/>
                 <w:szCs w:val="20"/>
               </w:rPr>
-              <w:t>Mon ciblage sectoriel repose sur un alignement direct entre mes compétences de dirigeant et une connaissance intime du terrain :</w:t>
+              <w:t xml:space="preserve">Mon ciblage sectoriel repose sur un alignement direct entre mes compétences de </w:t>
+            </w:r>
+            <w:r>
+              <w:rPr>
+                <w:sz w:val="20"/>
+                <w:szCs w:val="20"/>
+              </w:rPr>
+              <w:t>manager</w:t>
+            </w:r>
+            <w:r>
+              <w:rPr>
+                <w:sz w:val="20"/>
+                <w:szCs w:val="20"/>
+              </w:rPr>
+              <w:t xml:space="preserve"> et une connaissance intime du terrain :</w:t>
             </w:r>
           </w:p>
           <w:p>
@@ -636,21 +594,79 @@
                 <w:sz w:val="20"/>
                 <w:szCs w:val="20"/>
               </w:rPr>
-              <w:t xml:space="preserve"> Pratique sportive </w:t>
-            </w:r>
-            <w:r>
-              <w:rPr>
-                <w:sz w:val="20"/>
-                <w:szCs w:val="20"/>
-              </w:rPr>
-              <w:t>soutenue</w:t>
-            </w:r>
-            <w:r>
-              <w:rPr>
-                <w:sz w:val="20"/>
-                <w:szCs w:val="20"/>
-              </w:rPr>
-              <w:t xml:space="preserve"> et veille constante apportant une vision claire des attentes d'utilisateurs exigeants.</w:t>
+              <w:t xml:space="preserve"> Pratique sportive soutenue et veille constante apportant une vision claire des attentes d'utilisateurs exigeants.</w:t>
+            </w:r>
+          </w:p>
+          <w:p>
+            <w:pPr>
+              <w:pBdr>
+                <w:top w:val="nil"/>
+                <w:left w:val="nil"/>
+                <w:bottom w:val="nil"/>
+                <w:right w:val="nil"/>
+                <w:between w:val="nil"/>
+              </w:pBdr>
+              <w:rPr>
+                <w:sz w:val="20"/>
+                <w:szCs w:val="20"/>
+              </w:rPr>
+            </w:pPr>
+            <w:r>
+              <w:rPr>
+                <w:sz w:val="20"/>
+                <w:szCs w:val="20"/>
+              </w:rPr>
+              <w:t xml:space="preserve">• </w:t>
+            </w:r>
+            <w:r>
+              <w:rPr>
+                <w:b/>
+                <w:bCs/>
+                <w:color w:val="EA580C"/>
+                <w:sz w:val="20"/>
+                <w:szCs w:val="20"/>
+              </w:rPr>
+              <w:t>L</w:t>
+            </w:r>
+            <w:r>
+              <w:rPr>
+                <w:b/>
+                <w:bCs/>
+                <w:color w:val="EA580C"/>
+                <w:sz w:val="20"/>
+                <w:szCs w:val="20"/>
+              </w:rPr>
+              <w:t>’industrie</w:t>
+            </w:r>
+            <w:r>
+              <w:rPr>
+                <w:b/>
+                <w:bCs/>
+                <w:sz w:val="20"/>
+                <w:szCs w:val="20"/>
+              </w:rPr>
+              <w:t xml:space="preserve"> </w:t>
+            </w:r>
+            <w:r>
+              <w:rPr>
+                <w:sz w:val="20"/>
+                <w:szCs w:val="20"/>
+              </w:rPr>
+              <w:t>:</w:t>
+            </w:r>
+            <w:r>
+              <w:rPr>
+                <w:sz w:val="20"/>
+                <w:szCs w:val="20"/>
+              </w:rPr>
+              <w:t xml:space="preserve"> </w:t>
+            </w:r>
+            <w:r>
+              <w:rPr>
+                <w:sz w:val="20"/>
+                <w:szCs w:val="20"/>
+              </w:rPr>
+              <w:t>Attiré par les défis d'optimisation et d'innovation des parcours de production. Mon esprit ingénieux et structuré s'épanouit dans la résolution de problématiques industrielles concrètes.</w:t>
             </w:r>
           </w:p>
           <w:p>
@@ -984,28 +1000,7 @@
                 <w:sz w:val="20"/>
                 <w:szCs w:val="20"/>
               </w:rPr>
-              <w:t xml:space="preserve"> : </w:t>
-            </w:r>
-            <w:r>
-              <w:rPr>
-                <w:sz w:val="20"/>
-                <w:szCs w:val="20"/>
-              </w:rPr>
-              <w:t>Prêt d’honneur</w:t>
-            </w:r>
-            <w:r>
-              <w:rPr>
-                <w:sz w:val="20"/>
-                <w:szCs w:val="20"/>
-              </w:rPr>
-              <w:t xml:space="preserve">, </w:t>
-            </w:r>
-            <w:r>
-              <w:rPr>
-                <w:sz w:val="20"/>
-                <w:szCs w:val="20"/>
-              </w:rPr>
-              <w:t>Réseau Business Angels</w:t>
+              <w:t> : Prêt d’honneur, Réseau Business Angels</w:t>
             </w:r>
           </w:p>
           <w:p>
@@ -1036,7 +1031,21 @@
                 <w:sz w:val="20"/>
                 <w:szCs w:val="20"/>
               </w:rPr>
-              <w:t xml:space="preserve"> Emprunt bancaire + Crédit vendeur souhaité.</w:t>
+              <w:t xml:space="preserve"> Emprunt bancaire + Crédit vendeur </w:t>
+            </w:r>
+            <w:r>
+              <w:rPr>
+                <w:sz w:val="20"/>
+                <w:szCs w:val="20"/>
+              </w:rPr>
+              <w:t>si nécessaire</w:t>
+            </w:r>
+            <w:r>
+              <w:rPr>
+                <w:sz w:val="20"/>
+                <w:szCs w:val="20"/>
+              </w:rPr>
+              <w:t>.</w:t>
             </w:r>
           </w:p>
         </w:tc>
@@ -1312,23 +1321,7 @@
           <w:sz w:val="20"/>
           <w:szCs w:val="20"/>
         </w:rPr>
-        <w:t xml:space="preserve"> Stratégie </w:t>
-      </w:r>
-      <w:proofErr w:type="spellStart"/>
-      <w:r>
-        <w:rPr>
-          <w:sz w:val="20"/>
-          <w:szCs w:val="20"/>
-        </w:rPr>
-        <w:t>BtoB</w:t>
-      </w:r>
-      <w:proofErr w:type="spellEnd"/>
-      <w:r>
-        <w:rPr>
-          <w:sz w:val="20"/>
-          <w:szCs w:val="20"/>
-        </w:rPr>
-        <w:t>/BtoC, prospection, réponse aux appels d'offres, fidélisation de clients.</w:t>
+        <w:t xml:space="preserve"> Stratégie BtoB/BtoC, prospection, réponse aux appels d'offres, fidélisation de clients.</w:t>
       </w:r>
     </w:p>
     <w:p>
@@ -1486,15 +1479,7 @@
         <w:t>Réalisations :</w:t>
       </w:r>
       <w:r>
-        <w:t xml:space="preserve"> Création d'un portefeuille de +50 clients (Métropole de Clermont, Départements 69 et 93, SDMIS, </w:t>
-      </w:r>
-      <w:proofErr w:type="spellStart"/>
-      <w:r>
-        <w:t>Frénéhard</w:t>
-      </w:r>
-      <w:proofErr w:type="spellEnd"/>
-      <w:r>
-        <w:t>). Structuration des offres de conseil (Stratégie SI, Organisation, PMO).</w:t>
+        <w:t xml:space="preserve"> Création d'un portefeuille de +50 clients (Métropole de Clermont, Départements 69 et 93, SDMIS, Frénéhard). Structuration des offres de conseil (Stratégie SI, Organisation, PMO).</w:t>
       </w:r>
     </w:p>
     <w:p>
@@ -1511,7 +1496,23 @@
           <w:color w:val="1E293B"/>
           <w:lang w:val="en-US"/>
         </w:rPr>
-        <w:t>2014 - 2017 : Business Manager &amp; Consultant Manager | Shift Consulting</w:t>
+        <w:t xml:space="preserve">2014 - </w:t>
+      </w:r>
+      <w:proofErr w:type="gramStart"/>
+      <w:r>
+        <w:rPr>
+          <w:color w:val="1E293B"/>
+          <w:lang w:val="en-US"/>
+        </w:rPr>
+        <w:t>2017 :</w:t>
+      </w:r>
+      <w:proofErr w:type="gramEnd"/>
+      <w:r>
+        <w:rPr>
+          <w:color w:val="1E293B"/>
+          <w:lang w:val="en-US"/>
+        </w:rPr>
+        <w:t xml:space="preserve"> Business Manager &amp; Consultant Manager | Shift Consulting</w:t>
       </w:r>
     </w:p>
     <w:p>
@@ -3384,7 +3385,6 @@
   <w:style w:type="character" w:default="1" w:styleId="Policepardfaut">
     <w:name w:val="Default Paragraph Font"/>
     <w:uiPriority w:val="1"/>
-    <w:semiHidden/>
     <w:unhideWhenUsed/>
   </w:style>
   <w:style w:type="table" w:default="1" w:styleId="TableauNormal">
